--- a/中期/中期报告0616.docx
+++ b/中期/中期报告0616.docx
@@ -704,9 +704,9 @@
           <w:rFonts w:hint="eastAsia"/>
         </w:rPr>
       </w:pPr>
-      <w:bookmarkStart w:id="0" w:name="_Toc7839"/>
-      <w:bookmarkStart w:id="1" w:name="_Toc13962"/>
-      <w:bookmarkStart w:id="2" w:name="_Toc15523"/>
+      <w:bookmarkStart w:id="0" w:name="_Toc13962"/>
+      <w:bookmarkStart w:id="1" w:name="_Toc15523"/>
+      <w:bookmarkStart w:id="2" w:name="_Toc7839"/>
       <w:bookmarkStart w:id="3" w:name="_Toc27302"/>
       <w:bookmarkStart w:id="4" w:name="_Toc26828"/>
       <w:r>
@@ -2315,7 +2315,14 @@
         </w:rPr>
       </w:pPr>
       <w:r>
-        <w:t>研究内容二：面向开放世界的知识补全与OPC UA信息模型自动生成。该研究内容对应问题二和问题三。首先，对工业字段名称进行大小写统一、驼峰拆分和术语规范化，再采用FastText子词嵌入模型，将实体名称表示为多个字符n-gram向量的组合。随后，通过SpaceTransformer将轻量语义向量映射到ComplEx知识图谱嵌入空间，并结合ComplEx模型对候选三元组进行打分，实现未知实体的自动补全。其次，构建IMKG→OWL本体→OPC UA Nodeset XML→OPC UA地址空间的完整转换链路，确保语义信息在多阶段转换中尽可能保持一致。</w:t>
+        <w:rPr>
+          <w:b/>
+          <w:bCs w:val="0"/>
+        </w:rPr>
+        <w:t>研究内容二：</w:t>
+      </w:r>
+      <w:r>
+        <w:t>面向开放世界的知识补全与OPC UA信息模型自动生成。该研究内容对应问题二和问题三。首先，对工业字段名称进行大小写统一、驼峰拆分和术语规范化，再采用FastText子词嵌入模型，将实体名称表示为多个字符n-gram向量的组合。随后，通过SpaceTransformer将轻量语义向量映射到ComplEx知识图谱嵌入空间，并结合ComplEx模型对候选三元组进行打分，实现未知实体的自动补全。其次，构建IMKG→OWL本体→OPC UA Nodeset XML→OPC UA地址空间的完整转换链路，确保语义信息在多阶段转换中尽可能保持一致。</w:t>
       </w:r>
     </w:p>
     <w:p>
@@ -6824,6 +6831,7 @@
             <w:insideH w:val="single" w:color="auto" w:sz="4" w:space="0"/>
             <w:insideV w:val="none" w:color="auto" w:sz="0" w:space="0"/>
           </w:tblBorders>
+          <w:shd w:val="clear" w:color="auto" w:fill="FFFFFF" w:themeFill="background1"/>
           <w:tblCellMar>
             <w:top w:w="0" w:type="dxa"/>
             <w:left w:w="108" w:type="dxa"/>
@@ -6940,6 +6948,7 @@
             <w:insideH w:val="single" w:color="auto" w:sz="4" w:space="0"/>
             <w:insideV w:val="none" w:color="auto" w:sz="0" w:space="0"/>
           </w:tblBorders>
+          <w:shd w:val="clear" w:color="auto" w:fill="FFFFFF" w:themeFill="background1"/>
           <w:tblCellMar>
             <w:top w:w="0" w:type="dxa"/>
             <w:left w:w="108" w:type="dxa"/>
@@ -7056,6 +7065,7 @@
             <w:insideH w:val="single" w:color="auto" w:sz="4" w:space="0"/>
             <w:insideV w:val="none" w:color="auto" w:sz="0" w:space="0"/>
           </w:tblBorders>
+          <w:shd w:val="clear" w:color="auto" w:fill="FFFFFF" w:themeFill="background1"/>
           <w:tblCellMar>
             <w:top w:w="0" w:type="dxa"/>
             <w:left w:w="108" w:type="dxa"/>
@@ -10721,6 +10731,7 @@
             <w:insideH w:val="single" w:color="auto" w:sz="4" w:space="0"/>
             <w:insideV w:val="none" w:color="auto" w:sz="0" w:space="0"/>
           </w:tblBorders>
+          <w:shd w:val="clear" w:color="auto" w:fill="FFFFFF" w:themeFill="background1"/>
           <w:tblCellMar>
             <w:top w:w="0" w:type="dxa"/>
             <w:left w:w="108" w:type="dxa"/>
@@ -11840,6 +11851,7 @@
             <w:insideH w:val="single" w:color="auto" w:sz="4" w:space="0"/>
             <w:insideV w:val="none" w:color="auto" w:sz="0" w:space="0"/>
           </w:tblBorders>
+          <w:shd w:val="clear" w:color="auto" w:fill="FFFFFF" w:themeFill="background1"/>
           <w:tblCellMar>
             <w:top w:w="0" w:type="dxa"/>
             <w:left w:w="108" w:type="dxa"/>
@@ -12148,6 +12160,7 @@
             <w:insideH w:val="single" w:color="auto" w:sz="4" w:space="0"/>
             <w:insideV w:val="none" w:color="auto" w:sz="0" w:space="0"/>
           </w:tblBorders>
+          <w:shd w:val="clear" w:color="auto" w:fill="FFFFFF" w:themeFill="background1"/>
           <w:tblCellMar>
             <w:top w:w="0" w:type="dxa"/>
             <w:left w:w="108" w:type="dxa"/>
@@ -12343,6 +12356,7 @@
             <w:insideH w:val="single" w:color="auto" w:sz="4" w:space="0"/>
             <w:insideV w:val="none" w:color="auto" w:sz="0" w:space="0"/>
           </w:tblBorders>
+          <w:shd w:val="clear" w:color="auto" w:fill="FFFFFF" w:themeFill="background1"/>
           <w:tblCellMar>
             <w:top w:w="0" w:type="dxa"/>
             <w:left w:w="108" w:type="dxa"/>
@@ -12538,6 +12552,7 @@
             <w:insideH w:val="single" w:color="auto" w:sz="4" w:space="0"/>
             <w:insideV w:val="none" w:color="auto" w:sz="0" w:space="0"/>
           </w:tblBorders>
+          <w:shd w:val="clear" w:color="auto" w:fill="FFFFFF" w:themeFill="background1"/>
           <w:tblCellMar>
             <w:top w:w="0" w:type="dxa"/>
             <w:left w:w="108" w:type="dxa"/>
@@ -12884,6 +12899,7 @@
             <w:insideH w:val="single" w:color="auto" w:sz="4" w:space="0"/>
             <w:insideV w:val="none" w:color="auto" w:sz="0" w:space="0"/>
           </w:tblBorders>
+          <w:shd w:val="clear" w:color="auto" w:fill="FFFFFF" w:themeFill="background1"/>
           <w:tblCellMar>
             <w:top w:w="0" w:type="dxa"/>
             <w:left w:w="108" w:type="dxa"/>
@@ -12967,200 +12983,6 @@
             </w:pPr>
             <w:r>
               <w:t>—</w:t>
-            </w:r>
-          </w:p>
-        </w:tc>
-      </w:tr>
-      <w:tr>
-        <w:tblPrEx>
-          <w:tblBorders>
-            <w:top w:val="single" w:color="auto" w:sz="12" w:space="0"/>
-            <w:left w:val="none" w:color="auto" w:sz="0" w:space="0"/>
-            <w:bottom w:val="single" w:color="auto" w:sz="12" w:space="0"/>
-            <w:right w:val="none" w:color="auto" w:sz="0" w:space="0"/>
-            <w:insideH w:val="single" w:color="auto" w:sz="4" w:space="0"/>
-            <w:insideV w:val="none" w:color="auto" w:sz="0" w:space="0"/>
-          </w:tblBorders>
-          <w:tblCellMar>
-            <w:top w:w="0" w:type="dxa"/>
-            <w:left w:w="108" w:type="dxa"/>
-            <w:bottom w:w="0" w:type="dxa"/>
-            <w:right w:w="108" w:type="dxa"/>
-          </w:tblCellMar>
-        </w:tblPrEx>
-        <w:trPr>
-          <w:jc w:val="center"/>
-        </w:trPr>
-        <w:tc>
-          <w:tcPr>
-            <w:tcW w:w="1225" w:type="dxa"/>
-            <w:tcBorders>
-              <w:tl2br w:val="nil"/>
-              <w:tr2bl w:val="nil"/>
-            </w:tcBorders>
-            <w:shd w:val="clear" w:color="auto" w:fill="FFFFFF" w:themeFill="background1"/>
-          </w:tcPr>
-          <w:p>
-            <w:pPr>
-              <w:pStyle w:val="20"/>
-              <w:bidi w:val="0"/>
-            </w:pPr>
-            <w:r>
-              <w:t>error</w:t>
-            </w:r>
-          </w:p>
-        </w:tc>
-        <w:tc>
-          <w:tcPr>
-            <w:tcW w:w="696" w:type="dxa"/>
-            <w:tcBorders>
-              <w:tl2br w:val="nil"/>
-              <w:tr2bl w:val="nil"/>
-            </w:tcBorders>
-            <w:shd w:val="clear" w:color="auto" w:fill="FFFFFF" w:themeFill="background1"/>
-          </w:tcPr>
-          <w:p>
-            <w:pPr>
-              <w:pStyle w:val="20"/>
-              <w:bidi w:val="0"/>
-            </w:pPr>
-            <w:r>
-              <w:t>0</w:t>
-            </w:r>
-          </w:p>
-        </w:tc>
-        <w:tc>
-          <w:tcPr>
-            <w:tcW w:w="5352" w:type="dxa"/>
-            <w:tcBorders>
-              <w:tl2br w:val="nil"/>
-              <w:tr2bl w:val="nil"/>
-            </w:tcBorders>
-            <w:shd w:val="clear" w:color="auto" w:fill="FFFFFF" w:themeFill="background1"/>
-          </w:tcPr>
-          <w:p>
-            <w:pPr>
-              <w:pStyle w:val="20"/>
-              <w:bidi w:val="0"/>
-            </w:pPr>
-            <w:r>
-              <w:t>—</w:t>
-            </w:r>
-          </w:p>
-        </w:tc>
-        <w:tc>
-          <w:tcPr>
-            <w:tcW w:w="1344" w:type="dxa"/>
-            <w:tcBorders>
-              <w:tl2br w:val="nil"/>
-              <w:tr2bl w:val="nil"/>
-            </w:tcBorders>
-            <w:shd w:val="clear" w:color="auto" w:fill="FFFFFF" w:themeFill="background1"/>
-          </w:tcPr>
-          <w:p>
-            <w:pPr>
-              <w:pStyle w:val="20"/>
-              <w:bidi w:val="0"/>
-            </w:pPr>
-            <w:r>
-              <w:t>—</w:t>
-            </w:r>
-          </w:p>
-        </w:tc>
-      </w:tr>
-      <w:tr>
-        <w:tblPrEx>
-          <w:tblBorders>
-            <w:top w:val="single" w:color="auto" w:sz="12" w:space="0"/>
-            <w:left w:val="none" w:color="auto" w:sz="0" w:space="0"/>
-            <w:bottom w:val="single" w:color="auto" w:sz="12" w:space="0"/>
-            <w:right w:val="none" w:color="auto" w:sz="0" w:space="0"/>
-            <w:insideH w:val="single" w:color="auto" w:sz="4" w:space="0"/>
-            <w:insideV w:val="none" w:color="auto" w:sz="0" w:space="0"/>
-          </w:tblBorders>
-          <w:tblCellMar>
-            <w:top w:w="0" w:type="dxa"/>
-            <w:left w:w="108" w:type="dxa"/>
-            <w:bottom w:w="0" w:type="dxa"/>
-            <w:right w:w="108" w:type="dxa"/>
-          </w:tblCellMar>
-        </w:tblPrEx>
-        <w:trPr>
-          <w:jc w:val="center"/>
-        </w:trPr>
-        <w:tc>
-          <w:tcPr>
-            <w:tcW w:w="1225" w:type="dxa"/>
-            <w:tcBorders>
-              <w:tl2br w:val="nil"/>
-              <w:tr2bl w:val="nil"/>
-            </w:tcBorders>
-            <w:shd w:val="clear" w:color="auto" w:fill="FFFFFF" w:themeFill="background1"/>
-          </w:tcPr>
-          <w:p>
-            <w:pPr>
-              <w:pStyle w:val="20"/>
-              <w:bidi w:val="0"/>
-            </w:pPr>
-            <w:r>
-              <w:t>warning</w:t>
-            </w:r>
-          </w:p>
-        </w:tc>
-        <w:tc>
-          <w:tcPr>
-            <w:tcW w:w="696" w:type="dxa"/>
-            <w:tcBorders>
-              <w:tl2br w:val="nil"/>
-              <w:tr2bl w:val="nil"/>
-            </w:tcBorders>
-            <w:shd w:val="clear" w:color="auto" w:fill="FFFFFF" w:themeFill="background1"/>
-          </w:tcPr>
-          <w:p>
-            <w:pPr>
-              <w:pStyle w:val="20"/>
-              <w:bidi w:val="0"/>
-            </w:pPr>
-            <w:r>
-              <w:t>1</w:t>
-            </w:r>
-          </w:p>
-        </w:tc>
-        <w:tc>
-          <w:tcPr>
-            <w:tcW w:w="5352" w:type="dxa"/>
-            <w:tcBorders>
-              <w:tl2br w:val="nil"/>
-              <w:tr2bl w:val="nil"/>
-            </w:tcBorders>
-            <w:shd w:val="clear" w:color="auto" w:fill="FFFFFF" w:themeFill="background1"/>
-          </w:tcPr>
-          <w:p>
-            <w:pPr>
-              <w:pStyle w:val="20"/>
-              <w:bidi w:val="0"/>
-            </w:pPr>
-            <w:r>
-              <w:t>CNCMachine_01根节点仅Frame溯源无KG溯源</w:t>
-            </w:r>
-          </w:p>
-        </w:tc>
-        <w:tc>
-          <w:tcPr>
-            <w:tcW w:w="1344" w:type="dxa"/>
-            <w:tcBorders>
-              <w:tl2br w:val="nil"/>
-              <w:tr2bl w:val="nil"/>
-            </w:tcBorders>
-            <w:shd w:val="clear" w:color="auto" w:fill="FFFFFF" w:themeFill="background1"/>
-          </w:tcPr>
-          <w:p>
-            <w:pPr>
-              <w:pStyle w:val="20"/>
-              <w:bidi w:val="0"/>
-            </w:pPr>
-            <w:r>
-              <w:t>known_gap</w:t>
             </w:r>
           </w:p>
         </w:tc>
@@ -13176,6 +12998,12 @@
             <w:insideV w:val="none" w:color="auto" w:sz="0" w:space="0"/>
           </w:tblBorders>
           <w:shd w:val="clear" w:color="auto" w:fill="FFFFFF" w:themeFill="background1"/>
+          <w:tblCellMar>
+            <w:top w:w="0" w:type="dxa"/>
+            <w:left w:w="108" w:type="dxa"/>
+            <w:bottom w:w="0" w:type="dxa"/>
+            <w:right w:w="108" w:type="dxa"/>
+          </w:tblCellMar>
         </w:tblPrEx>
         <w:trPr>
           <w:jc w:val="center"/>
@@ -13195,6 +13023,202 @@
               <w:bidi w:val="0"/>
             </w:pPr>
             <w:r>
+              <w:t>error</w:t>
+            </w:r>
+          </w:p>
+        </w:tc>
+        <w:tc>
+          <w:tcPr>
+            <w:tcW w:w="696" w:type="dxa"/>
+            <w:tcBorders>
+              <w:tl2br w:val="nil"/>
+              <w:tr2bl w:val="nil"/>
+            </w:tcBorders>
+            <w:shd w:val="clear" w:color="auto" w:fill="FFFFFF" w:themeFill="background1"/>
+          </w:tcPr>
+          <w:p>
+            <w:pPr>
+              <w:pStyle w:val="20"/>
+              <w:bidi w:val="0"/>
+            </w:pPr>
+            <w:r>
+              <w:t>0</w:t>
+            </w:r>
+          </w:p>
+        </w:tc>
+        <w:tc>
+          <w:tcPr>
+            <w:tcW w:w="5352" w:type="dxa"/>
+            <w:tcBorders>
+              <w:tl2br w:val="nil"/>
+              <w:tr2bl w:val="nil"/>
+            </w:tcBorders>
+            <w:shd w:val="clear" w:color="auto" w:fill="FFFFFF" w:themeFill="background1"/>
+          </w:tcPr>
+          <w:p>
+            <w:pPr>
+              <w:pStyle w:val="20"/>
+              <w:bidi w:val="0"/>
+            </w:pPr>
+            <w:r>
+              <w:t>—</w:t>
+            </w:r>
+          </w:p>
+        </w:tc>
+        <w:tc>
+          <w:tcPr>
+            <w:tcW w:w="1344" w:type="dxa"/>
+            <w:tcBorders>
+              <w:tl2br w:val="nil"/>
+              <w:tr2bl w:val="nil"/>
+            </w:tcBorders>
+            <w:shd w:val="clear" w:color="auto" w:fill="FFFFFF" w:themeFill="background1"/>
+          </w:tcPr>
+          <w:p>
+            <w:pPr>
+              <w:pStyle w:val="20"/>
+              <w:bidi w:val="0"/>
+            </w:pPr>
+            <w:r>
+              <w:t>—</w:t>
+            </w:r>
+          </w:p>
+        </w:tc>
+      </w:tr>
+      <w:tr>
+        <w:tblPrEx>
+          <w:tblBorders>
+            <w:top w:val="single" w:color="auto" w:sz="12" w:space="0"/>
+            <w:left w:val="none" w:color="auto" w:sz="0" w:space="0"/>
+            <w:bottom w:val="single" w:color="auto" w:sz="12" w:space="0"/>
+            <w:right w:val="none" w:color="auto" w:sz="0" w:space="0"/>
+            <w:insideH w:val="single" w:color="auto" w:sz="4" w:space="0"/>
+            <w:insideV w:val="none" w:color="auto" w:sz="0" w:space="0"/>
+          </w:tblBorders>
+          <w:shd w:val="clear" w:color="auto" w:fill="FFFFFF" w:themeFill="background1"/>
+          <w:tblCellMar>
+            <w:top w:w="0" w:type="dxa"/>
+            <w:left w:w="108" w:type="dxa"/>
+            <w:bottom w:w="0" w:type="dxa"/>
+            <w:right w:w="108" w:type="dxa"/>
+          </w:tblCellMar>
+        </w:tblPrEx>
+        <w:trPr>
+          <w:jc w:val="center"/>
+        </w:trPr>
+        <w:tc>
+          <w:tcPr>
+            <w:tcW w:w="1225" w:type="dxa"/>
+            <w:tcBorders>
+              <w:tl2br w:val="nil"/>
+              <w:tr2bl w:val="nil"/>
+            </w:tcBorders>
+            <w:shd w:val="clear" w:color="auto" w:fill="FFFFFF" w:themeFill="background1"/>
+          </w:tcPr>
+          <w:p>
+            <w:pPr>
+              <w:pStyle w:val="20"/>
+              <w:bidi w:val="0"/>
+            </w:pPr>
+            <w:r>
+              <w:t>warning</w:t>
+            </w:r>
+          </w:p>
+        </w:tc>
+        <w:tc>
+          <w:tcPr>
+            <w:tcW w:w="696" w:type="dxa"/>
+            <w:tcBorders>
+              <w:tl2br w:val="nil"/>
+              <w:tr2bl w:val="nil"/>
+            </w:tcBorders>
+            <w:shd w:val="clear" w:color="auto" w:fill="FFFFFF" w:themeFill="background1"/>
+          </w:tcPr>
+          <w:p>
+            <w:pPr>
+              <w:pStyle w:val="20"/>
+              <w:bidi w:val="0"/>
+            </w:pPr>
+            <w:r>
+              <w:t>1</w:t>
+            </w:r>
+          </w:p>
+        </w:tc>
+        <w:tc>
+          <w:tcPr>
+            <w:tcW w:w="5352" w:type="dxa"/>
+            <w:tcBorders>
+              <w:tl2br w:val="nil"/>
+              <w:tr2bl w:val="nil"/>
+            </w:tcBorders>
+            <w:shd w:val="clear" w:color="auto" w:fill="FFFFFF" w:themeFill="background1"/>
+          </w:tcPr>
+          <w:p>
+            <w:pPr>
+              <w:pStyle w:val="20"/>
+              <w:bidi w:val="0"/>
+            </w:pPr>
+            <w:r>
+              <w:t>CNCMachine_01根节点仅Frame溯源无KG溯源</w:t>
+            </w:r>
+          </w:p>
+        </w:tc>
+        <w:tc>
+          <w:tcPr>
+            <w:tcW w:w="1344" w:type="dxa"/>
+            <w:tcBorders>
+              <w:tl2br w:val="nil"/>
+              <w:tr2bl w:val="nil"/>
+            </w:tcBorders>
+            <w:shd w:val="clear" w:color="auto" w:fill="FFFFFF" w:themeFill="background1"/>
+          </w:tcPr>
+          <w:p>
+            <w:pPr>
+              <w:pStyle w:val="20"/>
+              <w:bidi w:val="0"/>
+            </w:pPr>
+            <w:r>
+              <w:t>known_gap</w:t>
+            </w:r>
+          </w:p>
+        </w:tc>
+      </w:tr>
+      <w:tr>
+        <w:tblPrEx>
+          <w:tblBorders>
+            <w:top w:val="single" w:color="auto" w:sz="12" w:space="0"/>
+            <w:left w:val="none" w:color="auto" w:sz="0" w:space="0"/>
+            <w:bottom w:val="single" w:color="auto" w:sz="12" w:space="0"/>
+            <w:right w:val="none" w:color="auto" w:sz="0" w:space="0"/>
+            <w:insideH w:val="single" w:color="auto" w:sz="4" w:space="0"/>
+            <w:insideV w:val="none" w:color="auto" w:sz="0" w:space="0"/>
+          </w:tblBorders>
+          <w:shd w:val="clear" w:color="auto" w:fill="FFFFFF" w:themeFill="background1"/>
+          <w:tblCellMar>
+            <w:top w:w="0" w:type="dxa"/>
+            <w:left w:w="108" w:type="dxa"/>
+            <w:bottom w:w="0" w:type="dxa"/>
+            <w:right w:w="108" w:type="dxa"/>
+          </w:tblCellMar>
+        </w:tblPrEx>
+        <w:trPr>
+          <w:jc w:val="center"/>
+        </w:trPr>
+        <w:tc>
+          <w:tcPr>
+            <w:tcW w:w="1225" w:type="dxa"/>
+            <w:tcBorders>
+              <w:tl2br w:val="nil"/>
+              <w:tr2bl w:val="nil"/>
+            </w:tcBorders>
+            <w:shd w:val="clear" w:color="auto" w:fill="FFFFFF" w:themeFill="background1"/>
+          </w:tcPr>
+          <w:p>
+            <w:pPr>
+              <w:pStyle w:val="20"/>
+              <w:bidi w:val="0"/>
+            </w:pPr>
+            <w:r>
               <w:t>info</w:t>
             </w:r>
           </w:p>
@@ -13305,13 +13329,21 @@
     <w:p>
       <w:pPr>
         <w:jc w:val="center"/>
-      </w:pPr>
-      <w:r>
+        <w:rPr>
+          <w:rFonts w:hint="eastAsia" w:eastAsia="宋体"/>
+          <w:lang w:eastAsia="zh-CN"/>
+        </w:rPr>
+      </w:pPr>
+      <w:r>
+        <w:rPr>
+          <w:rFonts w:hint="eastAsia" w:eastAsia="宋体"/>
+          <w:lang w:eastAsia="zh-CN"/>
+        </w:rPr>
         <w:drawing>
           <wp:inline distT="0" distB="0" distL="114300" distR="114300">
-            <wp:extent cx="5271770" cy="1187450"/>
-            <wp:effectExtent l="0" t="0" r="1270" b="1270"/>
-            <wp:docPr id="10" name="图片 10" descr="whiteboard_exported_image (5)"/>
+            <wp:extent cx="5268595" cy="1127125"/>
+            <wp:effectExtent l="0" t="0" r="4445" b="635"/>
+            <wp:docPr id="7" name="图片 7" descr="系统整体架构图"/>
             <wp:cNvGraphicFramePr>
               <a:graphicFrameLocks xmlns:a="http://schemas.openxmlformats.org/drawingml/2006/main" noChangeAspect="1"/>
             </wp:cNvGraphicFramePr>
@@ -13319,7 +13351,7 @@
               <a:graphicData uri="http://schemas.openxmlformats.org/drawingml/2006/picture">
                 <pic:pic xmlns:pic="http://schemas.openxmlformats.org/drawingml/2006/picture">
                   <pic:nvPicPr>
-                    <pic:cNvPr id="10" name="图片 10" descr="whiteboard_exported_image (5)"/>
+                    <pic:cNvPr id="7" name="图片 7" descr="系统整体架构图"/>
                     <pic:cNvPicPr>
                       <a:picLocks noChangeAspect="1"/>
                     </pic:cNvPicPr>
@@ -13333,7 +13365,7 @@
                   <pic:spPr>
                     <a:xfrm>
                       <a:off x="0" y="0"/>
-                      <a:ext cx="5271770" cy="1187450"/>
+                      <a:ext cx="5268595" cy="1127125"/>
                     </a:xfrm>
                     <a:prstGeom prst="rect">
                       <a:avLst/>
@@ -13573,6 +13605,7 @@
             <w:insideH w:val="single" w:color="auto" w:sz="4" w:space="0"/>
             <w:insideV w:val="none" w:color="auto" w:sz="0" w:space="0"/>
           </w:tblBorders>
+          <w:shd w:val="clear" w:color="auto" w:fill="FFFFFF" w:themeFill="background1"/>
           <w:tblCellMar>
             <w:top w:w="0" w:type="dxa"/>
             <w:left w:w="108" w:type="dxa"/>
@@ -13670,6 +13703,7 @@
             <w:insideH w:val="single" w:color="auto" w:sz="4" w:space="0"/>
             <w:insideV w:val="none" w:color="auto" w:sz="0" w:space="0"/>
           </w:tblBorders>
+          <w:shd w:val="clear" w:color="auto" w:fill="FFFFFF" w:themeFill="background1"/>
           <w:tblCellMar>
             <w:top w:w="0" w:type="dxa"/>
             <w:left w:w="108" w:type="dxa"/>
@@ -13767,6 +13801,7 @@
             <w:insideH w:val="single" w:color="auto" w:sz="4" w:space="0"/>
             <w:insideV w:val="none" w:color="auto" w:sz="0" w:space="0"/>
           </w:tblBorders>
+          <w:shd w:val="clear" w:color="auto" w:fill="FFFFFF" w:themeFill="background1"/>
           <w:tblCellMar>
             <w:top w:w="0" w:type="dxa"/>
             <w:left w:w="108" w:type="dxa"/>
@@ -13864,6 +13899,7 @@
             <w:insideH w:val="single" w:color="auto" w:sz="4" w:space="0"/>
             <w:insideV w:val="none" w:color="auto" w:sz="0" w:space="0"/>
           </w:tblBorders>
+          <w:shd w:val="clear" w:color="auto" w:fill="FFFFFF" w:themeFill="background1"/>
           <w:tblCellMar>
             <w:top w:w="0" w:type="dxa"/>
             <w:left w:w="108" w:type="dxa"/>
@@ -13961,6 +13997,7 @@
             <w:insideH w:val="single" w:color="auto" w:sz="4" w:space="0"/>
             <w:insideV w:val="none" w:color="auto" w:sz="0" w:space="0"/>
           </w:tblBorders>
+          <w:shd w:val="clear" w:color="auto" w:fill="FFFFFF" w:themeFill="background1"/>
           <w:tblCellMar>
             <w:top w:w="0" w:type="dxa"/>
             <w:left w:w="108" w:type="dxa"/>
@@ -14058,6 +14095,7 @@
             <w:insideH w:val="single" w:color="auto" w:sz="4" w:space="0"/>
             <w:insideV w:val="none" w:color="auto" w:sz="0" w:space="0"/>
           </w:tblBorders>
+          <w:shd w:val="clear" w:color="auto" w:fill="FFFFFF" w:themeFill="background1"/>
           <w:tblCellMar>
             <w:top w:w="0" w:type="dxa"/>
             <w:left w:w="108" w:type="dxa"/>
@@ -14155,6 +14193,7 @@
             <w:insideH w:val="single" w:color="auto" w:sz="4" w:space="0"/>
             <w:insideV w:val="none" w:color="auto" w:sz="0" w:space="0"/>
           </w:tblBorders>
+          <w:shd w:val="clear" w:color="auto" w:fill="FFFFFF" w:themeFill="background1"/>
           <w:tblCellMar>
             <w:top w:w="0" w:type="dxa"/>
             <w:left w:w="108" w:type="dxa"/>
@@ -14252,6 +14291,7 @@
             <w:insideH w:val="single" w:color="auto" w:sz="4" w:space="0"/>
             <w:insideV w:val="none" w:color="auto" w:sz="0" w:space="0"/>
           </w:tblBorders>
+          <w:shd w:val="clear" w:color="auto" w:fill="FFFFFF" w:themeFill="background1"/>
           <w:tblCellMar>
             <w:top w:w="0" w:type="dxa"/>
             <w:left w:w="108" w:type="dxa"/>
@@ -14277,7 +14317,7 @@
               <w:bidi w:val="0"/>
             </w:pPr>
             <w:r>
-              <w:t>**端到端总耗时**</w:t>
+              <w:t>端到端总耗时</w:t>
             </w:r>
           </w:p>
         </w:tc>
@@ -14296,7 +14336,7 @@
               <w:bidi w:val="0"/>
             </w:pPr>
             <w:r>
-              <w:t>**222.1**</w:t>
+              <w:t>222.1</w:t>
             </w:r>
           </w:p>
         </w:tc>
@@ -14315,7 +14355,7 @@
               <w:bidi w:val="0"/>
             </w:pPr>
             <w:r>
-              <w:t>**149.5**</w:t>
+              <w:t>149.5</w:t>
             </w:r>
           </w:p>
         </w:tc>
@@ -14334,7 +14374,7 @@
               <w:bidi w:val="0"/>
             </w:pPr>
             <w:r>
-              <w:t>**1.49×**</w:t>
+              <w:t>1.49×</w:t>
             </w:r>
           </w:p>
         </w:tc>
@@ -15055,12 +15095,7 @@
         <w:bidi w:val="0"/>
       </w:pPr>
       <w:r>
-        <w:t>待完成的工作集中在四个方面：扩大设备覆盖范围、优化Schema生成质量、实现验证闭环自动化、开发Web界面。这些工作的难度适中，不存在明显的技术阻塞点。后续进度安排合理，各阶段有明确的交付物和目标时间节点。现有技术方案经过了充分的可行性验证（6类设备端到端案例全部获得A级评级），风险可控。因此，预计可以</w:t>
-      </w:r>
-      <w:bookmarkStart w:id="22" w:name="_GoBack"/>
-      <w:bookmarkEnd w:id="22"/>
-      <w:r>
-        <w:t>按期完成学位论文。</w:t>
+        <w:t>待完成的工作集中在四个方面：扩大设备覆盖范围、优化Schema生成质量、实现验证闭环自动化、开发Web界面。这些工作的难度适中，不存在明显的技术阻塞点。后续进度安排合理，各阶段有明确的交付物和目标时间节点。现有技术方案经过了充分的可行性验证（6类设备端到端案例全部获得A级评级），风险可控。因此，预计可以按期完成学位论文。</w:t>
       </w:r>
     </w:p>
     <w:sectPr>
